--- a/assets/docs/lop2/Tu nhien va Xa hoi - Lop 2.docx
+++ b/assets/docs/lop2/Tu nhien va Xa hoi - Lop 2.docx
@@ -2699,20 +2699,7 @@
                 <w:i w:val="0"/>
                 <w:sz w:val="18"/>
               </w:rPr>
-              <w:t>Tích hợp AI - YCCĐ 2.D1.1: HS đề xuất ý tưởng dùng máy thông minh để nhắc nhở các bạn bỏ rác đúng nơi quy định; hiểu AI chỉ hỗ trợ nhắc nhở, còn con người vẫn phải tự giác hành động đúng</w:t>
-            </w:r>
-          </w:p>
-          <w:p>
-            <w:pPr>
-              <w:spacing w:after="0"/>
-            </w:pPr>
-            <w:r>
-              <w:rPr>
-                <w:b w:val="0"/>
-                <w:i w:val="0"/>
-                <w:sz w:val="18"/>
-              </w:rPr>
-              <w:t>QPAN: Giới thiệu tinh thần đoàn kết toàn dân tộc và sự hi sinh của các chiến sĩ cách mạng; kể việc làm của các chú bộ đội, công an giúp dân ở địa phương.</w:t>
+              <w:t>Tích hợp AI - YCCĐ 2.D1.1: HS đề xuất ý tưởng dùng máy thông minh để nhắc nhở các bạn bỏ rác đúng nơi quy định; hiểu AI chỉ hỗ trợ nhắc nhở, còn con người vẫn phải tự giác hành động đúng; Học tập và làm theo Bác: Điều 4 “Giữ gìn vệ sinh thật tốt” (mạch 4): HS nhận một việc giữ vệ sinh lớp, trường (nhặt rác ở góc lớp, xếp gọn dép, tưới cây) và làm ngay sau tiết học</w:t>
             </w:r>
           </w:p>
         </w:tc>
@@ -3679,7 +3666,7 @@
                 <w:i w:val="0"/>
                 <w:sz w:val="18"/>
               </w:rPr>
-              <w:t>STEM: Các loại đường và phương tiện giao thông (TNXH – Mĩ thuật) — dạy thay cho tiết này.</w:t>
+              <w:t>STEM: Sa bàn giao thông an toàn (TNXH – Toán – Công nghệ – Mĩ thuật) — dạy thay cho tiết này.</w:t>
             </w:r>
           </w:p>
           <w:p>
@@ -3823,6 +3810,19 @@
                 <w:sz w:val="18"/>
               </w:rPr>
               <w:t>NLS: Năng lực số 1.1 CB1b: HS gọi tên được các phương tiện giao thông và loại đường tương ứng</w:t>
+            </w:r>
+          </w:p>
+          <w:p>
+            <w:pPr>
+              <w:spacing w:after="0"/>
+            </w:pPr>
+            <w:r>
+              <w:rPr>
+                <w:b w:val="0"/>
+                <w:i w:val="0"/>
+                <w:sz w:val="18"/>
+              </w:rPr>
+              <w:t>STEM: Sa bàn giao thông an toàn (TNXH – Toán – Công nghệ – Mĩ thuật) — dạy thay cho tiết này.</w:t>
             </w:r>
           </w:p>
         </w:tc>
